--- a/Informe.docx
+++ b/Informe.docx
@@ -25,7 +25,7 @@
                     </pic:cNvPicPr>
                   </pic:nvPicPr>
                   <pic:blipFill>
-                    <a:blip r:embed="rId4" cstate="print">
+                    <a:blip r:embed="rId5" cstate="print">
                       <a:extLst>
                         <a:ext uri="{28A0092B-C50C-407E-A947-70E740481C1C}">
                           <a14:useLocalDpi xmlns:a14="http://schemas.microsoft.com/office/drawing/2010/main" val="0"/>
@@ -335,12 +335,466 @@
     </w:p>
     <w:p>
       <w:pPr>
-        <w:jc w:val="center"/>
-        <w:rPr>
-          <w:sz w:val="32"/>
-          <w:szCs w:val="32"/>
-        </w:rPr>
-      </w:pPr>
+        <w:pStyle w:val="Ttulo1"/>
+        <w:numPr>
+          <w:ilvl w:val="0"/>
+          <w:numId w:val="1"/>
+        </w:numPr>
+        <w:rPr>
+          <w:lang w:val="en-US"/>
+        </w:rPr>
+      </w:pPr>
+      <w:r>
+        <w:rPr>
+          <w:lang w:val="en-US"/>
+        </w:rPr>
+        <w:t>Enlaces</w:t>
+      </w:r>
+    </w:p>
+    <w:tbl>
+      <w:tblPr>
+        <w:tblStyle w:val="Tablaconcuadrcula4-nfasis1"/>
+        <w:tblW w:w="0" w:type="auto"/>
+        <w:tblLook w:val="04A0" w:firstRow="1" w:lastRow="0" w:firstColumn="1" w:lastColumn="0" w:noHBand="0" w:noVBand="1"/>
+      </w:tblPr>
+      <w:tblGrid>
+        <w:gridCol w:w="4675"/>
+        <w:gridCol w:w="4675"/>
+      </w:tblGrid>
+      <w:tr>
+        <w:trPr>
+          <w:cnfStyle w:val="100000000000" w:firstRow="1" w:lastRow="0" w:firstColumn="0" w:lastColumn="0" w:oddVBand="0" w:evenVBand="0" w:oddHBand="0" w:evenHBand="0" w:firstRowFirstColumn="0" w:firstRowLastColumn="0" w:lastRowFirstColumn="0" w:lastRowLastColumn="0"/>
+        </w:trPr>
+        <w:tc>
+          <w:tcPr>
+            <w:cnfStyle w:val="001000000000" w:firstRow="0" w:lastRow="0" w:firstColumn="1" w:lastColumn="0" w:oddVBand="0" w:evenVBand="0" w:oddHBand="0" w:evenHBand="0" w:firstRowFirstColumn="0" w:firstRowLastColumn="0" w:lastRowFirstColumn="0" w:lastRowLastColumn="0"/>
+            <w:tcW w:w="4675" w:type="dxa"/>
+          </w:tcPr>
+          <w:p>
+            <w:pPr>
+              <w:jc w:val="center"/>
+              <w:rPr>
+                <w:rFonts w:ascii="Arial" w:hAnsi="Arial" w:cs="Arial"/>
+                <w:sz w:val="24"/>
+                <w:szCs w:val="24"/>
+                <w:lang w:val="en-US"/>
+              </w:rPr>
+            </w:pPr>
+            <w:proofErr w:type="spellStart"/>
+            <w:r>
+              <w:rPr>
+                <w:rFonts w:ascii="Arial" w:hAnsi="Arial" w:cs="Arial"/>
+                <w:sz w:val="24"/>
+                <w:szCs w:val="24"/>
+                <w:lang w:val="en-US"/>
+              </w:rPr>
+              <w:t>Repositorio</w:t>
+            </w:r>
+            <w:proofErr w:type="spellEnd"/>
+          </w:p>
+        </w:tc>
+        <w:tc>
+          <w:tcPr>
+            <w:tcW w:w="4675" w:type="dxa"/>
+          </w:tcPr>
+          <w:p>
+            <w:pPr>
+              <w:jc w:val="center"/>
+              <w:cnfStyle w:val="100000000000" w:firstRow="1" w:lastRow="0" w:firstColumn="0" w:lastColumn="0" w:oddVBand="0" w:evenVBand="0" w:oddHBand="0" w:evenHBand="0" w:firstRowFirstColumn="0" w:firstRowLastColumn="0" w:lastRowFirstColumn="0" w:lastRowLastColumn="0"/>
+              <w:rPr>
+                <w:rFonts w:ascii="Arial" w:hAnsi="Arial" w:cs="Arial"/>
+                <w:sz w:val="24"/>
+                <w:szCs w:val="24"/>
+                <w:lang w:val="en-US"/>
+              </w:rPr>
+            </w:pPr>
+            <w:proofErr w:type="spellStart"/>
+            <w:r>
+              <w:rPr>
+                <w:rFonts w:ascii="Arial" w:hAnsi="Arial" w:cs="Arial"/>
+                <w:sz w:val="24"/>
+                <w:szCs w:val="24"/>
+                <w:lang w:val="en-US"/>
+              </w:rPr>
+              <w:t>Pagina</w:t>
+            </w:r>
+            <w:proofErr w:type="spellEnd"/>
+          </w:p>
+        </w:tc>
+      </w:tr>
+      <w:tr>
+        <w:trPr>
+          <w:cnfStyle w:val="000000100000" w:firstRow="0" w:lastRow="0" w:firstColumn="0" w:lastColumn="0" w:oddVBand="0" w:evenVBand="0" w:oddHBand="1" w:evenHBand="0" w:firstRowFirstColumn="0" w:firstRowLastColumn="0" w:lastRowFirstColumn="0" w:lastRowLastColumn="0"/>
+        </w:trPr>
+        <w:tc>
+          <w:tcPr>
+            <w:cnfStyle w:val="001000000000" w:firstRow="0" w:lastRow="0" w:firstColumn="1" w:lastColumn="0" w:oddVBand="0" w:evenVBand="0" w:oddHBand="0" w:evenHBand="0" w:firstRowFirstColumn="0" w:firstRowLastColumn="0" w:lastRowFirstColumn="0" w:lastRowLastColumn="0"/>
+            <w:tcW w:w="4675" w:type="dxa"/>
+          </w:tcPr>
+          <w:p>
+            <w:pPr>
+              <w:jc w:val="center"/>
+              <w:rPr>
+                <w:rFonts w:ascii="Arial" w:hAnsi="Arial" w:cs="Arial"/>
+                <w:sz w:val="24"/>
+                <w:szCs w:val="24"/>
+                <w:lang w:val="en-US"/>
+              </w:rPr>
+            </w:pPr>
+            <w:r>
+              <w:rPr>
+                <w:rFonts w:ascii="Arial" w:hAnsi="Arial" w:cs="Arial"/>
+                <w:sz w:val="24"/>
+                <w:szCs w:val="24"/>
+                <w:lang w:val="en-US"/>
+              </w:rPr>
+              <w:t>https://github.com/Andr3s1217/Parcial-1</w:t>
+            </w:r>
+          </w:p>
+        </w:tc>
+        <w:tc>
+          <w:tcPr>
+            <w:tcW w:w="4675" w:type="dxa"/>
+          </w:tcPr>
+          <w:p>
+            <w:pPr>
+              <w:jc w:val="center"/>
+              <w:cnfStyle w:val="000000100000" w:firstRow="0" w:lastRow="0" w:firstColumn="0" w:lastColumn="0" w:oddVBand="0" w:evenVBand="0" w:oddHBand="1" w:evenHBand="0" w:firstRowFirstColumn="0" w:firstRowLastColumn="0" w:lastRowFirstColumn="0" w:lastRowLastColumn="0"/>
+              <w:rPr>
+                <w:rFonts w:ascii="Arial" w:hAnsi="Arial" w:cs="Arial"/>
+                <w:sz w:val="24"/>
+                <w:szCs w:val="24"/>
+                <w:lang w:val="en-US"/>
+              </w:rPr>
+            </w:pPr>
+            <w:r>
+              <w:rPr>
+                <w:rFonts w:ascii="Arial" w:hAnsi="Arial" w:cs="Arial"/>
+                <w:sz w:val="24"/>
+                <w:szCs w:val="24"/>
+                <w:lang w:val="en-US"/>
+              </w:rPr>
+              <w:t>https://andr3s1217.github.io/Parcial-1/</w:t>
+            </w:r>
+          </w:p>
+        </w:tc>
+      </w:tr>
+    </w:tbl>
+    <w:p>
+      <w:pPr>
+        <w:jc w:val="center"/>
+        <w:rPr>
+          <w:sz w:val="32"/>
+          <w:szCs w:val="32"/>
+          <w:lang w:val="en-US"/>
+        </w:rPr>
+      </w:pPr>
+    </w:p>
+    <w:p>
+      <w:pPr>
+        <w:pStyle w:val="Ttulo1"/>
+        <w:numPr>
+          <w:ilvl w:val="0"/>
+          <w:numId w:val="1"/>
+        </w:numPr>
+        <w:rPr>
+          <w:lang w:val="en-US"/>
+        </w:rPr>
+      </w:pPr>
+      <w:proofErr w:type="spellStart"/>
+      <w:r>
+        <w:rPr>
+          <w:lang w:val="en-US"/>
+        </w:rPr>
+        <w:t>Capturas</w:t>
+      </w:r>
+      <w:proofErr w:type="spellEnd"/>
+    </w:p>
+    <w:p>
+      <w:pPr>
+        <w:jc w:val="center"/>
+        <w:rPr>
+          <w:sz w:val="24"/>
+          <w:szCs w:val="24"/>
+          <w:lang w:val="en-US"/>
+        </w:rPr>
+      </w:pPr>
+      <w:proofErr w:type="spellStart"/>
+      <w:r>
+        <w:rPr>
+          <w:sz w:val="24"/>
+          <w:szCs w:val="24"/>
+          <w:lang w:val="en-US"/>
+        </w:rPr>
+        <w:t>Encabezado</w:t>
+      </w:r>
+      <w:proofErr w:type="spellEnd"/>
+      <w:r>
+        <w:rPr>
+          <w:sz w:val="24"/>
+          <w:szCs w:val="24"/>
+          <w:lang w:val="en-US"/>
+        </w:rPr>
+        <w:t xml:space="preserve"> + </w:t>
+      </w:r>
+      <w:proofErr w:type="spellStart"/>
+      <w:r>
+        <w:rPr>
+          <w:sz w:val="24"/>
+          <w:szCs w:val="24"/>
+          <w:lang w:val="en-US"/>
+        </w:rPr>
+        <w:t>sobre</w:t>
+      </w:r>
+      <w:proofErr w:type="spellEnd"/>
+      <w:r>
+        <w:rPr>
+          <w:sz w:val="24"/>
+          <w:szCs w:val="24"/>
+          <w:lang w:val="en-US"/>
+        </w:rPr>
+        <w:t xml:space="preserve"> mi </w:t>
+      </w:r>
+    </w:p>
+    <w:p>
+      <w:pPr>
+        <w:jc w:val="center"/>
+        <w:rPr>
+          <w:sz w:val="24"/>
+          <w:szCs w:val="24"/>
+          <w:lang w:val="en-US"/>
+        </w:rPr>
+      </w:pPr>
+      <w:r>
+        <w:rPr>
+          <w:sz w:val="32"/>
+          <w:szCs w:val="32"/>
+          <w:lang w:val="en-US"/>
+        </w:rPr>
+        <w:drawing>
+          <wp:inline distT="0" distB="0" distL="0" distR="0" wp14:anchorId="0AC45608" wp14:editId="4012AA87">
+            <wp:extent cx="5943600" cy="2411095"/>
+            <wp:effectExtent l="0" t="0" r="0" b="8255"/>
+            <wp:docPr id="32390637" name="Imagen 1"/>
+            <wp:cNvGraphicFramePr>
+              <a:graphicFrameLocks xmlns:a="http://schemas.openxmlformats.org/drawingml/2006/main" noChangeAspect="1"/>
+            </wp:cNvGraphicFramePr>
+            <a:graphic xmlns:a="http://schemas.openxmlformats.org/drawingml/2006/main">
+              <a:graphicData uri="http://schemas.openxmlformats.org/drawingml/2006/picture">
+                <pic:pic xmlns:pic="http://schemas.openxmlformats.org/drawingml/2006/picture">
+                  <pic:nvPicPr>
+                    <pic:cNvPr id="32390637" name=""/>
+                    <pic:cNvPicPr/>
+                  </pic:nvPicPr>
+                  <pic:blipFill>
+                    <a:blip r:embed="rId6"/>
+                    <a:stretch>
+                      <a:fillRect/>
+                    </a:stretch>
+                  </pic:blipFill>
+                  <pic:spPr>
+                    <a:xfrm>
+                      <a:off x="0" y="0"/>
+                      <a:ext cx="5943600" cy="2411095"/>
+                    </a:xfrm>
+                    <a:prstGeom prst="rect">
+                      <a:avLst/>
+                    </a:prstGeom>
+                  </pic:spPr>
+                </pic:pic>
+              </a:graphicData>
+            </a:graphic>
+          </wp:inline>
+        </w:drawing>
+      </w:r>
+    </w:p>
+    <w:p>
+      <w:pPr>
+        <w:jc w:val="center"/>
+        <w:rPr>
+          <w:sz w:val="24"/>
+          <w:szCs w:val="24"/>
+        </w:rPr>
+      </w:pPr>
+      <w:r>
+        <w:rPr>
+          <w:sz w:val="24"/>
+          <w:szCs w:val="24"/>
+        </w:rPr>
+        <w:t>Las dos publicaciones + imagen i</w:t>
+      </w:r>
+      <w:r>
+        <w:rPr>
+          <w:sz w:val="24"/>
+          <w:szCs w:val="24"/>
+        </w:rPr>
+        <w:t>ntegrada</w:t>
+      </w:r>
+    </w:p>
+    <w:p>
+      <w:pPr>
+        <w:jc w:val="center"/>
+        <w:rPr>
+          <w:sz w:val="32"/>
+          <w:szCs w:val="32"/>
+          <w:lang w:val="en-US"/>
+        </w:rPr>
+      </w:pPr>
+      <w:r>
+        <w:rPr>
+          <w:noProof/>
+          <w:sz w:val="32"/>
+          <w:szCs w:val="32"/>
+          <w:lang w:val="en-US"/>
+        </w:rPr>
+        <w:drawing>
+          <wp:inline distT="0" distB="0" distL="0" distR="0" wp14:anchorId="35BBE738" wp14:editId="0C555F89">
+            <wp:extent cx="5016814" cy="2328627"/>
+            <wp:effectExtent l="0" t="0" r="0" b="0"/>
+            <wp:docPr id="167008372" name="Imagen 2"/>
+            <wp:cNvGraphicFramePr>
+              <a:graphicFrameLocks xmlns:a="http://schemas.openxmlformats.org/drawingml/2006/main" noChangeAspect="1"/>
+            </wp:cNvGraphicFramePr>
+            <a:graphic xmlns:a="http://schemas.openxmlformats.org/drawingml/2006/main">
+              <a:graphicData uri="http://schemas.openxmlformats.org/drawingml/2006/picture">
+                <pic:pic xmlns:pic="http://schemas.openxmlformats.org/drawingml/2006/picture">
+                  <pic:nvPicPr>
+                    <pic:cNvPr id="0" name="Picture 3"/>
+                    <pic:cNvPicPr>
+                      <a:picLocks noChangeAspect="1" noChangeArrowheads="1"/>
+                    </pic:cNvPicPr>
+                  </pic:nvPicPr>
+                  <pic:blipFill>
+                    <a:blip r:embed="rId7" cstate="print">
+                      <a:extLst>
+                        <a:ext uri="{28A0092B-C50C-407E-A947-70E740481C1C}">
+                          <a14:useLocalDpi xmlns:a14="http://schemas.microsoft.com/office/drawing/2010/main" val="0"/>
+                        </a:ext>
+                      </a:extLst>
+                    </a:blip>
+                    <a:srcRect/>
+                    <a:stretch>
+                      <a:fillRect/>
+                    </a:stretch>
+                  </pic:blipFill>
+                  <pic:spPr bwMode="auto">
+                    <a:xfrm>
+                      <a:off x="0" y="0"/>
+                      <a:ext cx="5026840" cy="2333281"/>
+                    </a:xfrm>
+                    <a:prstGeom prst="rect">
+                      <a:avLst/>
+                    </a:prstGeom>
+                    <a:noFill/>
+                  </pic:spPr>
+                </pic:pic>
+              </a:graphicData>
+            </a:graphic>
+          </wp:inline>
+        </w:drawing>
+      </w:r>
+    </w:p>
+    <w:p>
+      <w:pPr>
+        <w:jc w:val="center"/>
+        <w:rPr>
+          <w:sz w:val="24"/>
+          <w:szCs w:val="24"/>
+          <w:lang w:val="en-US"/>
+        </w:rPr>
+      </w:pPr>
+    </w:p>
+    <w:p>
+      <w:pPr>
+        <w:jc w:val="center"/>
+        <w:rPr>
+          <w:sz w:val="24"/>
+          <w:szCs w:val="24"/>
+          <w:lang w:val="en-US"/>
+        </w:rPr>
+      </w:pPr>
+      <w:r>
+        <w:rPr>
+          <w:sz w:val="24"/>
+          <w:szCs w:val="24"/>
+          <w:lang w:val="en-US"/>
+        </w:rPr>
+        <w:lastRenderedPageBreak/>
+        <w:t xml:space="preserve">Lista de </w:t>
+      </w:r>
+      <w:proofErr w:type="spellStart"/>
+      <w:r>
+        <w:rPr>
+          <w:sz w:val="24"/>
+          <w:szCs w:val="24"/>
+          <w:lang w:val="en-US"/>
+        </w:rPr>
+        <w:t>consejos</w:t>
+      </w:r>
+      <w:proofErr w:type="spellEnd"/>
+    </w:p>
+    <w:p>
+      <w:pPr>
+        <w:jc w:val="center"/>
+        <w:rPr>
+          <w:sz w:val="24"/>
+          <w:szCs w:val="24"/>
+          <w:lang w:val="en-US"/>
+        </w:rPr>
+      </w:pPr>
+      <w:r>
+        <w:rPr>
+          <w:noProof/>
+          <w:sz w:val="24"/>
+          <w:szCs w:val="24"/>
+          <w:lang w:val="en-US"/>
+        </w:rPr>
+        <w:drawing>
+          <wp:inline distT="0" distB="0" distL="0" distR="0" wp14:anchorId="77924476" wp14:editId="74982877">
+            <wp:extent cx="6185535" cy="2844295"/>
+            <wp:effectExtent l="0" t="0" r="5715" b="0"/>
+            <wp:docPr id="1823963305" name="Imagen 3"/>
+            <wp:cNvGraphicFramePr>
+              <a:graphicFrameLocks xmlns:a="http://schemas.openxmlformats.org/drawingml/2006/main" noChangeAspect="1"/>
+            </wp:cNvGraphicFramePr>
+            <a:graphic xmlns:a="http://schemas.openxmlformats.org/drawingml/2006/main">
+              <a:graphicData uri="http://schemas.openxmlformats.org/drawingml/2006/picture">
+                <pic:pic xmlns:pic="http://schemas.openxmlformats.org/drawingml/2006/picture">
+                  <pic:nvPicPr>
+                    <pic:cNvPr id="0" name="Picture 4"/>
+                    <pic:cNvPicPr>
+                      <a:picLocks noChangeAspect="1" noChangeArrowheads="1"/>
+                    </pic:cNvPicPr>
+                  </pic:nvPicPr>
+                  <pic:blipFill>
+                    <a:blip r:embed="rId8" cstate="print">
+                      <a:extLst>
+                        <a:ext uri="{28A0092B-C50C-407E-A947-70E740481C1C}">
+                          <a14:useLocalDpi xmlns:a14="http://schemas.microsoft.com/office/drawing/2010/main" val="0"/>
+                        </a:ext>
+                      </a:extLst>
+                    </a:blip>
+                    <a:srcRect/>
+                    <a:stretch>
+                      <a:fillRect/>
+                    </a:stretch>
+                  </pic:blipFill>
+                  <pic:spPr bwMode="auto">
+                    <a:xfrm>
+                      <a:off x="0" y="0"/>
+                      <a:ext cx="6194458" cy="2848398"/>
+                    </a:xfrm>
+                    <a:prstGeom prst="rect">
+                      <a:avLst/>
+                    </a:prstGeom>
+                    <a:noFill/>
+                  </pic:spPr>
+                </pic:pic>
+              </a:graphicData>
+            </a:graphic>
+          </wp:inline>
+        </w:drawing>
+      </w:r>
     </w:p>
     <w:sectPr>
       <w:pgSz w:w="12240" w:h="15840"/>
@@ -350,6 +804,103 @@
     </w:sectPr>
   </w:body>
 </w:document>
+</file>
+
+<file path=word/numbering.xml><?xml version="1.0" encoding="utf-8"?>
+<w:numbering xmlns:wpc="http://schemas.microsoft.com/office/word/2010/wordprocessingCanvas" xmlns:cx="http://schemas.microsoft.com/office/drawing/2014/chartex" xmlns:cx1="http://schemas.microsoft.com/office/drawing/2015/9/8/chartex" xmlns:cx2="http://schemas.microsoft.com/office/drawing/2015/10/21/chartex" xmlns:cx3="http://schemas.microsoft.com/office/drawing/2016/5/9/chartex" xmlns:cx4="http://schemas.microsoft.com/office/drawing/2016/5/10/chartex" xmlns:cx5="http://schemas.microsoft.com/office/drawing/2016/5/11/chartex" xmlns:cx6="http://schemas.microsoft.com/office/drawing/2016/5/12/chartex" xmlns:cx7="http://schemas.microsoft.com/office/drawing/2016/5/13/chartex" xmlns:cx8="http://schemas.microsoft.com/office/drawing/2016/5/14/chartex" xmlns:mc="http://schemas.openxmlformats.org/markup-compatibility/2006" xmlns:aink="http://schemas.microsoft.com/office/drawing/2016/ink" xmlns:am3d="http://schemas.microsoft.com/office/drawing/2017/model3d" xmlns:o="urn:schemas-microsoft-com:office:office" xmlns:oel="http://schemas.microsoft.com/office/2019/extlst" xmlns:r="http://schemas.openxmlformats.org/officeDocument/2006/relationships" xmlns:m="http://schemas.openxmlformats.org/officeDocument/2006/math" xmlns:v="urn:schemas-microsoft-com:vml" xmlns:wp14="http://schemas.microsoft.com/office/word/2010/wordprocessingDrawing" xmlns:wp="http://schemas.openxmlformats.org/drawingml/2006/wordprocessingDrawing" xmlns:w10="urn:schemas-microsoft-com:office:word" xmlns:w="http://schemas.openxmlformats.org/wordprocessingml/2006/main" xmlns:w14="http://schemas.microsoft.com/office/word/2010/wordml" xmlns:w15="http://schemas.microsoft.com/office/word/2012/wordml" xmlns:w16cex="http://schemas.microsoft.com/office/word/2018/wordml/cex" xmlns:w16cid="http://schemas.microsoft.com/office/word/2016/wordml/cid" xmlns:w16="http://schemas.microsoft.com/office/word/2018/wordml" xmlns:w16du="http://schemas.microsoft.com/office/word/2023/wordml/word16du" xmlns:w16sdtdh="http://schemas.microsoft.com/office/word/2020/wordml/sdtdatahash" xmlns:w16sdtfl="http://schemas.microsoft.com/office/word/2024/wordml/sdtformatlock" xmlns:w16se="http://schemas.microsoft.com/office/word/2015/wordml/symex" xmlns:wpg="http://schemas.microsoft.com/office/word/2010/wordprocessingGroup" xmlns:wpi="http://schemas.microsoft.com/office/word/2010/wordprocessingInk" xmlns:wne="http://schemas.microsoft.com/office/word/2006/wordml" xmlns:wps="http://schemas.microsoft.com/office/word/2010/wordprocessingShape" mc:Ignorable="w14 w15 w16se w16cid w16 w16cex w16sdtdh w16sdtfl w16du wp14">
+  <w:abstractNum w:abstractNumId="0" w15:restartNumberingAfterBreak="0">
+    <w:nsid w:val="066F7754"/>
+    <w:multiLevelType w:val="hybridMultilevel"/>
+    <w:tmpl w:val="9E3E30E8"/>
+    <w:lvl w:ilvl="0" w:tplc="CA1043D4">
+      <w:start w:val="1"/>
+      <w:numFmt w:val="upperRoman"/>
+      <w:lvlText w:val="%1."/>
+      <w:lvlJc w:val="left"/>
+      <w:pPr>
+        <w:ind w:left="1080" w:hanging="720"/>
+      </w:pPr>
+      <w:rPr>
+        <w:rFonts w:hint="default"/>
+      </w:rPr>
+    </w:lvl>
+    <w:lvl w:ilvl="1" w:tplc="180A0019" w:tentative="1">
+      <w:start w:val="1"/>
+      <w:numFmt w:val="lowerLetter"/>
+      <w:lvlText w:val="%2."/>
+      <w:lvlJc w:val="left"/>
+      <w:pPr>
+        <w:ind w:left="1440" w:hanging="360"/>
+      </w:pPr>
+    </w:lvl>
+    <w:lvl w:ilvl="2" w:tplc="180A001B" w:tentative="1">
+      <w:start w:val="1"/>
+      <w:numFmt w:val="lowerRoman"/>
+      <w:lvlText w:val="%3."/>
+      <w:lvlJc w:val="right"/>
+      <w:pPr>
+        <w:ind w:left="2160" w:hanging="180"/>
+      </w:pPr>
+    </w:lvl>
+    <w:lvl w:ilvl="3" w:tplc="180A000F" w:tentative="1">
+      <w:start w:val="1"/>
+      <w:numFmt w:val="decimal"/>
+      <w:lvlText w:val="%4."/>
+      <w:lvlJc w:val="left"/>
+      <w:pPr>
+        <w:ind w:left="2880" w:hanging="360"/>
+      </w:pPr>
+    </w:lvl>
+    <w:lvl w:ilvl="4" w:tplc="180A0019" w:tentative="1">
+      <w:start w:val="1"/>
+      <w:numFmt w:val="lowerLetter"/>
+      <w:lvlText w:val="%5."/>
+      <w:lvlJc w:val="left"/>
+      <w:pPr>
+        <w:ind w:left="3600" w:hanging="360"/>
+      </w:pPr>
+    </w:lvl>
+    <w:lvl w:ilvl="5" w:tplc="180A001B" w:tentative="1">
+      <w:start w:val="1"/>
+      <w:numFmt w:val="lowerRoman"/>
+      <w:lvlText w:val="%6."/>
+      <w:lvlJc w:val="right"/>
+      <w:pPr>
+        <w:ind w:left="4320" w:hanging="180"/>
+      </w:pPr>
+    </w:lvl>
+    <w:lvl w:ilvl="6" w:tplc="180A000F" w:tentative="1">
+      <w:start w:val="1"/>
+      <w:numFmt w:val="decimal"/>
+      <w:lvlText w:val="%7."/>
+      <w:lvlJc w:val="left"/>
+      <w:pPr>
+        <w:ind w:left="5040" w:hanging="360"/>
+      </w:pPr>
+    </w:lvl>
+    <w:lvl w:ilvl="7" w:tplc="180A0019" w:tentative="1">
+      <w:start w:val="1"/>
+      <w:numFmt w:val="lowerLetter"/>
+      <w:lvlText w:val="%8."/>
+      <w:lvlJc w:val="left"/>
+      <w:pPr>
+        <w:ind w:left="5760" w:hanging="360"/>
+      </w:pPr>
+    </w:lvl>
+    <w:lvl w:ilvl="8" w:tplc="180A001B" w:tentative="1">
+      <w:start w:val="1"/>
+      <w:numFmt w:val="lowerRoman"/>
+      <w:lvlText w:val="%9."/>
+      <w:lvlJc w:val="right"/>
+      <w:pPr>
+        <w:ind w:left="6480" w:hanging="180"/>
+      </w:pPr>
+    </w:lvl>
+  </w:abstractNum>
+  <w:num w:numId="1" w16cid:durableId="525169036">
+    <w:abstractNumId w:val="0"/>
+  </w:num>
+</w:numbering>
 </file>
 
 <file path=word/styles.xml><?xml version="1.0" encoding="utf-8"?>
@@ -1269,6 +1820,101 @@
       <w:spacing w:val="5"/>
     </w:rPr>
   </w:style>
+  <w:style w:type="table" w:styleId="Tablaconcuadrcula">
+    <w:name w:val="Table Grid"/>
+    <w:basedOn w:val="Tablanormal"/>
+    <w:uiPriority w:val="39"/>
+    <w:rsid w:val="00F30414"/>
+    <w:pPr>
+      <w:spacing w:after="0" w:line="240" w:lineRule="auto"/>
+    </w:pPr>
+    <w:tblPr>
+      <w:tblBorders>
+        <w:top w:val="single" w:sz="4" w:space="0" w:color="auto"/>
+        <w:left w:val="single" w:sz="4" w:space="0" w:color="auto"/>
+        <w:bottom w:val="single" w:sz="4" w:space="0" w:color="auto"/>
+        <w:right w:val="single" w:sz="4" w:space="0" w:color="auto"/>
+        <w:insideH w:val="single" w:sz="4" w:space="0" w:color="auto"/>
+        <w:insideV w:val="single" w:sz="4" w:space="0" w:color="auto"/>
+      </w:tblBorders>
+    </w:tblPr>
+  </w:style>
+  <w:style w:type="table" w:styleId="Tablaconcuadrcula4-nfasis1">
+    <w:name w:val="Grid Table 4 Accent 1"/>
+    <w:basedOn w:val="Tablanormal"/>
+    <w:uiPriority w:val="49"/>
+    <w:rsid w:val="00F30414"/>
+    <w:pPr>
+      <w:spacing w:after="0" w:line="240" w:lineRule="auto"/>
+    </w:pPr>
+    <w:tblPr>
+      <w:tblStyleRowBandSize w:val="1"/>
+      <w:tblStyleColBandSize w:val="1"/>
+      <w:tblBorders>
+        <w:top w:val="single" w:sz="4" w:space="0" w:color="8EAADB" w:themeColor="accent1" w:themeTint="99"/>
+        <w:left w:val="single" w:sz="4" w:space="0" w:color="8EAADB" w:themeColor="accent1" w:themeTint="99"/>
+        <w:bottom w:val="single" w:sz="4" w:space="0" w:color="8EAADB" w:themeColor="accent1" w:themeTint="99"/>
+        <w:right w:val="single" w:sz="4" w:space="0" w:color="8EAADB" w:themeColor="accent1" w:themeTint="99"/>
+        <w:insideH w:val="single" w:sz="4" w:space="0" w:color="8EAADB" w:themeColor="accent1" w:themeTint="99"/>
+        <w:insideV w:val="single" w:sz="4" w:space="0" w:color="8EAADB" w:themeColor="accent1" w:themeTint="99"/>
+      </w:tblBorders>
+    </w:tblPr>
+    <w:tblStylePr w:type="firstRow">
+      <w:rPr>
+        <w:b/>
+        <w:bCs/>
+        <w:color w:val="FFFFFF" w:themeColor="background1"/>
+      </w:rPr>
+      <w:tblPr/>
+      <w:tcPr>
+        <w:tcBorders>
+          <w:top w:val="single" w:sz="4" w:space="0" w:color="4472C4" w:themeColor="accent1"/>
+          <w:left w:val="single" w:sz="4" w:space="0" w:color="4472C4" w:themeColor="accent1"/>
+          <w:bottom w:val="single" w:sz="4" w:space="0" w:color="4472C4" w:themeColor="accent1"/>
+          <w:right w:val="single" w:sz="4" w:space="0" w:color="4472C4" w:themeColor="accent1"/>
+          <w:insideH w:val="nil"/>
+          <w:insideV w:val="nil"/>
+        </w:tcBorders>
+        <w:shd w:val="clear" w:color="auto" w:fill="4472C4" w:themeFill="accent1"/>
+      </w:tcPr>
+    </w:tblStylePr>
+    <w:tblStylePr w:type="lastRow">
+      <w:rPr>
+        <w:b/>
+        <w:bCs/>
+      </w:rPr>
+      <w:tblPr/>
+      <w:tcPr>
+        <w:tcBorders>
+          <w:top w:val="double" w:sz="4" w:space="0" w:color="4472C4" w:themeColor="accent1"/>
+        </w:tcBorders>
+      </w:tcPr>
+    </w:tblStylePr>
+    <w:tblStylePr w:type="firstCol">
+      <w:rPr>
+        <w:b/>
+        <w:bCs/>
+      </w:rPr>
+    </w:tblStylePr>
+    <w:tblStylePr w:type="lastCol">
+      <w:rPr>
+        <w:b/>
+        <w:bCs/>
+      </w:rPr>
+    </w:tblStylePr>
+    <w:tblStylePr w:type="band1Vert">
+      <w:tblPr/>
+      <w:tcPr>
+        <w:shd w:val="clear" w:color="auto" w:fill="D9E2F3" w:themeFill="accent1" w:themeFillTint="33"/>
+      </w:tcPr>
+    </w:tblStylePr>
+    <w:tblStylePr w:type="band1Horz">
+      <w:tblPr/>
+      <w:tcPr>
+        <w:shd w:val="clear" w:color="auto" w:fill="D9E2F3" w:themeFill="accent1" w:themeFillTint="33"/>
+      </w:tcPr>
+    </w:tblStylePr>
+  </w:style>
 </w:styles>
 </file>
 
@@ -1313,67 +1959,15 @@
         <a:srgbClr val="954F72"/>
       </a:folHlink>
     </a:clrScheme>
-    <a:fontScheme name="Office">
+    <a:fontScheme name="Arial">
       <a:majorFont>
-        <a:latin typeface="Calibri Light" panose="020F0302020204030204"/>
+        <a:latin typeface="Arial" panose="020B0604020202020204"/>
         <a:ea typeface=""/>
         <a:cs typeface=""/>
-        <a:font script="Jpan" typeface="游ゴシック Light"/>
-        <a:font script="Hang" typeface="맑은 고딕"/>
-        <a:font script="Hans" typeface="等线 Light"/>
-        <a:font script="Hant" typeface="新細明體"/>
-        <a:font script="Arab" typeface="Times New Roman"/>
-        <a:font script="Hebr" typeface="Times New Roman"/>
-        <a:font script="Thai" typeface="Angsana New"/>
-        <a:font script="Ethi" typeface="Nyala"/>
-        <a:font script="Beng" typeface="Vrinda"/>
-        <a:font script="Gujr" typeface="Shruti"/>
-        <a:font script="Khmr" typeface="MoolBoran"/>
-        <a:font script="Knda" typeface="Tunga"/>
-        <a:font script="Guru" typeface="Raavi"/>
-        <a:font script="Cans" typeface="Euphemia"/>
-        <a:font script="Cher" typeface="Plantagenet Cherokee"/>
-        <a:font script="Yiii" typeface="Microsoft Yi Baiti"/>
-        <a:font script="Tibt" typeface="Microsoft Himalaya"/>
-        <a:font script="Thaa" typeface="MV Boli"/>
-        <a:font script="Deva" typeface="Mangal"/>
-        <a:font script="Telu" typeface="Gautami"/>
-        <a:font script="Taml" typeface="Latha"/>
-        <a:font script="Syrc" typeface="Estrangelo Edessa"/>
-        <a:font script="Orya" typeface="Kalinga"/>
-        <a:font script="Mlym" typeface="Kartika"/>
-        <a:font script="Laoo" typeface="DokChampa"/>
-        <a:font script="Sinh" typeface="Iskoola Pota"/>
-        <a:font script="Mong" typeface="Mongolian Baiti"/>
-        <a:font script="Viet" typeface="Times New Roman"/>
-        <a:font script="Uigh" typeface="Microsoft Uighur"/>
-        <a:font script="Geor" typeface="Sylfaen"/>
-        <a:font script="Armn" typeface="Arial"/>
-        <a:font script="Bugi" typeface="Leelawadee UI"/>
-        <a:font script="Bopo" typeface="Microsoft JhengHei"/>
-        <a:font script="Java" typeface="Javanese Text"/>
-        <a:font script="Lisu" typeface="Segoe UI"/>
-        <a:font script="Mymr" typeface="Myanmar Text"/>
-        <a:font script="Nkoo" typeface="Ebrima"/>
-        <a:font script="Olck" typeface="Nirmala UI"/>
-        <a:font script="Osma" typeface="Ebrima"/>
-        <a:font script="Phag" typeface="Phagspa"/>
-        <a:font script="Syrn" typeface="Estrangelo Edessa"/>
-        <a:font script="Syrj" typeface="Estrangelo Edessa"/>
-        <a:font script="Syre" typeface="Estrangelo Edessa"/>
-        <a:font script="Sora" typeface="Nirmala UI"/>
-        <a:font script="Tale" typeface="Microsoft Tai Le"/>
-        <a:font script="Talu" typeface="Microsoft New Tai Lue"/>
-        <a:font script="Tfng" typeface="Ebrima"/>
-      </a:majorFont>
-      <a:minorFont>
-        <a:latin typeface="Calibri" panose="020F0502020204030204"/>
-        <a:ea typeface=""/>
-        <a:cs typeface=""/>
-        <a:font script="Jpan" typeface="游明朝"/>
-        <a:font script="Hang" typeface="맑은 고딕"/>
-        <a:font script="Hans" typeface="等线"/>
-        <a:font script="Hant" typeface="新細明體"/>
+        <a:font script="Jpan" typeface="ＭＳ Ｐゴシック"/>
+        <a:font script="Hang" typeface="굴림"/>
+        <a:font script="Hans" typeface="黑体"/>
+        <a:font script="Hant" typeface="微軟正黑體"/>
         <a:font script="Arab" typeface="Arial"/>
         <a:font script="Hebr" typeface="Arial"/>
         <a:font script="Thai" typeface="Cordia New"/>
@@ -1400,23 +1994,41 @@
         <a:font script="Viet" typeface="Arial"/>
         <a:font script="Uigh" typeface="Microsoft Uighur"/>
         <a:font script="Geor" typeface="Sylfaen"/>
-        <a:font script="Armn" typeface="Arial"/>
-        <a:font script="Bugi" typeface="Leelawadee UI"/>
-        <a:font script="Bopo" typeface="Microsoft JhengHei"/>
-        <a:font script="Java" typeface="Javanese Text"/>
-        <a:font script="Lisu" typeface="Segoe UI"/>
-        <a:font script="Mymr" typeface="Myanmar Text"/>
-        <a:font script="Nkoo" typeface="Ebrima"/>
-        <a:font script="Olck" typeface="Nirmala UI"/>
-        <a:font script="Osma" typeface="Ebrima"/>
-        <a:font script="Phag" typeface="Phagspa"/>
-        <a:font script="Syrn" typeface="Estrangelo Edessa"/>
-        <a:font script="Syrj" typeface="Estrangelo Edessa"/>
-        <a:font script="Syre" typeface="Estrangelo Edessa"/>
-        <a:font script="Sora" typeface="Nirmala UI"/>
-        <a:font script="Tale" typeface="Microsoft Tai Le"/>
-        <a:font script="Talu" typeface="Microsoft New Tai Lue"/>
-        <a:font script="Tfng" typeface="Ebrima"/>
+      </a:majorFont>
+      <a:minorFont>
+        <a:latin typeface="Arial" panose="020B0604020202020204"/>
+        <a:ea typeface=""/>
+        <a:cs typeface=""/>
+        <a:font script="Jpan" typeface="ＭＳ Ｐゴシック"/>
+        <a:font script="Hang" typeface="굴림"/>
+        <a:font script="Hans" typeface="黑体"/>
+        <a:font script="Hant" typeface="微軟正黑體"/>
+        <a:font script="Arab" typeface="Arial"/>
+        <a:font script="Hebr" typeface="Arial"/>
+        <a:font script="Thai" typeface="Cordia New"/>
+        <a:font script="Ethi" typeface="Nyala"/>
+        <a:font script="Beng" typeface="Vrinda"/>
+        <a:font script="Gujr" typeface="Shruti"/>
+        <a:font script="Khmr" typeface="DaunPenh"/>
+        <a:font script="Knda" typeface="Tunga"/>
+        <a:font script="Guru" typeface="Raavi"/>
+        <a:font script="Cans" typeface="Euphemia"/>
+        <a:font script="Cher" typeface="Plantagenet Cherokee"/>
+        <a:font script="Yiii" typeface="Microsoft Yi Baiti"/>
+        <a:font script="Tibt" typeface="Microsoft Himalaya"/>
+        <a:font script="Thaa" typeface="MV Boli"/>
+        <a:font script="Deva" typeface="Mangal"/>
+        <a:font script="Telu" typeface="Gautami"/>
+        <a:font script="Taml" typeface="Latha"/>
+        <a:font script="Syrc" typeface="Estrangelo Edessa"/>
+        <a:font script="Orya" typeface="Kalinga"/>
+        <a:font script="Mlym" typeface="Kartika"/>
+        <a:font script="Laoo" typeface="DokChampa"/>
+        <a:font script="Sinh" typeface="Iskoola Pota"/>
+        <a:font script="Mong" typeface="Mongolian Baiti"/>
+        <a:font script="Viet" typeface="Arial"/>
+        <a:font script="Uigh" typeface="Microsoft Uighur"/>
+        <a:font script="Geor" typeface="Sylfaen"/>
       </a:minorFont>
     </a:fontScheme>
     <a:fmtScheme name="Office">
